--- a/docs/dla-fundacji/Zalacznik-2-Protokol-walidacji.docx
+++ b/docs/dla-fundacji/Zalacznik-2-Protokol-walidacji.docx
@@ -605,7 +605,7 @@
               <w:rPr>
                 <w:sz w:val="19"/>
               </w:rPr>
-              <w:t>Stan (do uzupełnienia)</w:t>
+              <w:t>Stan na 3 października 2026</w:t>
             </w:r>
           </w:p>
         </w:tc>
@@ -622,9 +622,21 @@
             <w:r>
               <w:rPr>
                 <w:sz w:val="19"/>
+              </w:rPr>
+              <w:t xml:space="preserve">Rejestracja wstępna jeszcze niezłożona; do zrobienia przed zbieraniem danych, więc harmonogram z protokołu wymaga aktualizacji. Wstępnie dwie firmy zainteresowane. Pilotaż: jedna firma z kontaktów Emilki i jedna z kontaktów autora </w:t>
+            </w:r>
+            <w:r>
+              <w:rPr>
+                <w:sz w:val="19"/>
                 <w:highlight w:val="yellow"/>
               </w:rPr>
-              <w:t>[status rejestracji wstępnej, liczba zgłoszonych firm, firma pilotażowa i termin]</w:t>
+              <w:t>[do potwierdzenia; termin do ustalenia]</w:t>
+            </w:r>
+            <w:r>
+              <w:rPr>
+                <w:sz w:val="19"/>
+              </w:rPr>
+              <w:t>.</w:t>
             </w:r>
           </w:p>
         </w:tc>

--- a/docs/dla-fundacji/Zalacznik-2-Protokol-walidacji.docx
+++ b/docs/dla-fundacji/Zalacznik-2-Protokol-walidacji.docx
@@ -29,6 +29,17 @@
     <w:p>
       <w:r>
         <w:t>Dziś Kalkulator ma sprawdzony rachunek, ale nie ma sprawdzonej trafności kwot na danych firm (Załącznik 1). Protokół opisuje, jak to zmienić: przez badanie na firmach, z hipotezami i kryterium porażki ustalonymi przed zebraniem danych.</w:t>
+      </w:r>
+    </w:p>
+    <w:p>
+      <w:r>
+        <w:rPr>
+          <w:b/>
+        </w:rPr>
+        <w:t>Zastrzeżenie o aktualności.</w:t>
+      </w:r>
+      <w:r>
+        <w:t xml:space="preserve"> Obowiązujący jest krótki protokół v2 (13 lipca 2026): trzy fazy z sekcji 2. Szczegóły w sekcjach 3–6 pochodzą ze starszego, obszerniejszego protokołu (4 lipca 2026), napisanego przed przebudową modelu na scenariusze. Tamten dokument opisuje model jako skalibrowany i przyjmuje inne wartości startowe niż wersja FNP. Liczby z sekcji 3–6 traktujemy jako punkt wyjścia do aktualizacji z psychometrą, nie jako ustalenia.</w:t>
       </w:r>
     </w:p>
     <w:p>
@@ -1209,6 +1220,14 @@
       </w:r>
     </w:p>
     <w:p>
+      <w:pPr>
+        <w:pStyle w:val="ListBullet"/>
+      </w:pPr>
+      <w:r>
+        <w:t>Rozbieżność w źródłach: starszy szablon zaproszenia dla firm wymienia zamiast UWES-9 skalę nadużyć przełożonych Teppera. Zestaw instrumentów trzeba ustalić raz, przed rejestracją wstępną.</w:t>
+      </w:r>
+    </w:p>
+    <w:p>
       <w:r>
         <w:rPr>
           <w:b/>
@@ -1296,7 +1315,7 @@
         <w:pStyle w:val="ListBullet"/>
       </w:pPr>
       <w:r>
-        <w:t>Firma dostaje: indywidualny raport z analizą kosztów milczenia i benchmark. Wersja źródłowa obiecywała także „rekomendacje interwencji z rozwiązania LP”; w wersji dla Fundacji to wycofano, zgodnie z zasadą, że interwencje wynikają z diagnozy.</w:t>
+        <w:t>Firma dostaje: do ustalenia. Starszy szablon zaproszenia obiecywał bezpłatny raport indywidualny, benchmark i „rekomendacje interwencji z rozwiązania LP”. Protokół v2 zakazuje obiecywania raportu z trzynastu modułów i prognozy oszczędności, a w ścieżce Fundacji interwencje wynikają z diagnozy.</w:t>
       </w:r>
     </w:p>
     <w:p>

--- a/docs/dla-fundacji/Zalacznik-2-Protokol-walidacji.docx
+++ b/docs/dla-fundacji/Zalacznik-2-Protokol-walidacji.docx
@@ -1216,6 +1216,14 @@
         <w:pStyle w:val="ListBullet"/>
       </w:pPr>
       <w:r>
+        <w:t>Licencje: skala UWES jest bezpłatna wyłącznie do celów akademickich, a inne zastosowania wymagają umowy z autorami. Dla skal Edmondson, Van Dyne i Teppera nie znaleziono jawnej licencji, co nie oznacza zgody na użycie w płatnej usłudze. To trzeba ustalić przed wyborem narzędzia (nie jest to porada prawna).</w:t>
+      </w:r>
+    </w:p>
+    <w:p>
+      <w:pPr>
+        <w:pStyle w:val="ListBullet"/>
+      </w:pPr>
+      <w:r>
         <w:t>Krótki kwestionariusz kontekstu organizacyjnego. Łącznie około 35 pozycji i około 10 minut na osobę (to odpowiedź na pytanie 12; ostateczną długość ustala twórca narzędzia).</w:t>
       </w:r>
     </w:p>
@@ -1277,7 +1285,18 @@
         <w:t>Kryterium obalenia:</w:t>
       </w:r>
       <w:r>
-        <w:t xml:space="preserve"> przy co najmniej 60 firmach z kompletnym wskaźnikiem skutków korelacja Pearsona między przewidywanym kosztem (w % przychodu) a wskaźnikiem obserwowanym wynosi r poniżej 0,15 i p powyżej 0,10. Wynik taki zamyka obecny zestaw parametrów i uruchamia rewizję teorii, moduł po module.</w:t>
+        <w:t xml:space="preserve"> przy co najmniej 61 firmach z kompletnym wskaźnikiem skutków korelacja Pearsona między przewidywanym kosztem (w % przychodu) a wskaźnikiem obserwowanym wynosi r poniżej 0,15 i p powyżej 0,10. Wynik taki zamyka obecny zestaw parametrów i uruchamia rewizję teorii, moduł po module.</w:t>
+      </w:r>
+    </w:p>
+    <w:p>
+      <w:r>
+        <w:rPr>
+          <w:b/>
+        </w:rPr>
+        <w:t>Zastrzeżenie.</w:t>
+      </w:r>
+      <w:r>
+        <w:t xml:space="preserve"> Uzasadnienie tego progu w protokole jest błędne statystycznie: przy około 60 firmach wartość krytyczna korelacji to około 0,21, a moc testu jest niska, więc wynik nieistotny nie dowodzi braku związku. Kryterium trzeba przeliczyć z psychometrą lub statystykiem przed rejestracją.</w:t>
       </w:r>
     </w:p>
     <w:p>
@@ -1324,6 +1343,14 @@
       </w:pPr>
       <w:r>
         <w:t>Firma dostarcza: ankietę wśród pracowników i dane z rejestrów (Załącznik 3), po zgodzie (Załącznik 4).</w:t>
+      </w:r>
+    </w:p>
+    <w:p>
+      <w:pPr>
+        <w:pStyle w:val="ListBullet"/>
+      </w:pPr>
+      <w:r>
+        <w:t>Narzędzie: od 3 października 2026 r. działa skrypt wsadowy, który dla pliku z wynikami ankiet wielu firm liczy scenariusz obecnym modelem i zestawia dwa pomiary tej samej firmy jako różnicę scenariuszy (nie dowód efektu).</w:t>
       </w:r>
     </w:p>
     <w:p>

--- a/docs/dla-fundacji/Zalacznik-2-Protokol-walidacji.docx
+++ b/docs/dla-fundacji/Zalacznik-2-Protokol-walidacji.docx
@@ -482,7 +482,7 @@
               <w:rPr>
                 <w:sz w:val="19"/>
               </w:rPr>
-              <w:t>Cel fazy A: 15 firm (około 225–300 osób). Na tej próbie hipoteza o poziomie firmy jest eksploracyjna; próg konfirmacyjny to co najmniej 61 firm.</w:t>
+              <w:t>Cel fazy A: 15 firm (około 225–300 osób). Na tej próbie hipoteza o poziomie firmy jest wyłącznie opisowa: moc testu to około 19% przy umiarkowanym związku, więc 15 firm nie może modelu ani potwierdzić, ani obalić. Wniosek potwierdzający wymaga około 61 firm przy silnym związku albo około 85 przy umiarkowanym. Dwie firmy pozwalają sprawdzić wykonalność i związki między zespołami wewnątrz firmy.</w:t>
             </w:r>
           </w:p>
         </w:tc>
@@ -1296,7 +1296,7 @@
         <w:t>Zastrzeżenie.</w:t>
       </w:r>
       <w:r>
-        <w:t xml:space="preserve"> Uzasadnienie tego progu w protokole jest błędne statystycznie: przy około 60 firmach wartość krytyczna korelacji to około 0,21, a moc testu jest niska, więc wynik nieistotny nie dowodzi braku związku. Kryterium trzeba przeliczyć z psychometrą lub statystykiem przed rejestracją.</w:t>
+        <w:t xml:space="preserve"> Uzasadnienie tego progu w protokole jest błędne statystycznie: przy 61 firmach wartość krytyczna korelacji to około 0,25 (poziom istotności 0,05) albo 0,21 (poziom 0,10), a moc testu jest niska, więc wynik nieistotny nie dowodzi braku związku. Poprawna reguła obalenia: górna granica przedziału ufności korelacji leży poniżej z góry ustalonego minimum użytecznego związku. Kryterium trzeba przeliczyć z psychometrą lub statystykiem przed rejestracją.</w:t>
       </w:r>
     </w:p>
     <w:p>
@@ -1350,7 +1350,7 @@
         <w:pStyle w:val="ListBullet"/>
       </w:pPr>
       <w:r>
-        <w:t>Narzędzie: od 3 października 2026 r. działa skrypt wsadowy, który dla pliku z wynikami ankiet wielu firm liczy scenariusz obecnym modelem i zestawia dwa pomiary tej samej firmy jako różnicę scenariuszy (nie dowód efektu).</w:t>
+        <w:t>Narzędzie: od 3 października 2026 r. działa skrypt wsadowy, który dla pliku z wynikami ankiet wielu firm liczy scenariusz obecnym modelem i zestawia dwa pomiary tej samej firmy jako różnicę scenariuszy (nie dowód efektu). Wymaga rotacji każdej firmy i etykiet pomiarów w formacie daty.</w:t>
       </w:r>
     </w:p>
     <w:p>
